--- a/Dokumentacja projektu - 2025-2026.docx
+++ b/Dokumentacja projektu - 2025-2026.docx
@@ -103,7 +103,7 @@
           <w:sz w:val="24"/>
           <w:szCs w:val="24"/>
         </w:rPr>
-        <w:t>4</w:t>
+        <w:t>5</w:t>
       </w:r>
       <w:r>
         <w:rPr>
@@ -119,7 +119,7 @@
           <w:sz w:val="24"/>
           <w:szCs w:val="24"/>
         </w:rPr>
-        <w:t>5</w:t>
+        <w:t>6</w:t>
       </w:r>
     </w:p>
     <w:p>
@@ -189,7 +189,25 @@
           <w:szCs w:val="24"/>
           <w:lang w:eastAsia="pl-PL"/>
         </w:rPr>
-        <w:t xml:space="preserve"> Dostęp do sklepu ma być tylko i wyłącznie dla klientów którzy założyli konto. Wszystkie tabelki mogę dowolnie edytować w panelu administracyjnym.</w:t>
+        <w:t xml:space="preserve"> Dostęp do sklepu ma być tylko i wyłącznie dla klientów którzy założyli konto</w:t>
+      </w:r>
+      <w:r>
+        <w:rPr>
+          <w:rFonts w:ascii="Times New Roman" w:hAnsi="Times New Roman" w:cs="Times New Roman"/>
+          <w:sz w:val="24"/>
+          <w:szCs w:val="24"/>
+          <w:lang w:eastAsia="pl-PL"/>
+        </w:rPr>
+        <w:t xml:space="preserve"> to czyni go wyjątkowym</w:t>
+      </w:r>
+      <w:r>
+        <w:rPr>
+          <w:rFonts w:ascii="Times New Roman" w:hAnsi="Times New Roman" w:cs="Times New Roman"/>
+          <w:sz w:val="24"/>
+          <w:szCs w:val="24"/>
+          <w:lang w:eastAsia="pl-PL"/>
+        </w:rPr>
+        <w:t>. Wszystkie tabelki mogę dowolnie edytować w panelu administracyjnym.</w:t>
       </w:r>
     </w:p>
     <w:p>
@@ -243,8 +261,12 @@
     </w:p>
     <w:p>
       <w:pPr>
+        <w:pStyle w:val="Akapitzlist"/>
+        <w:numPr>
+          <w:ilvl w:val="0"/>
+          <w:numId w:val="4"/>
+        </w:numPr>
         <w:spacing w:line="360" w:lineRule="auto"/>
-        <w:ind w:firstLine="708"/>
         <w:jc w:val="both"/>
         <w:rPr>
           <w:rFonts w:ascii="Times New Roman" w:hAnsi="Times New Roman" w:cs="Times New Roman"/>
@@ -349,6 +371,7 @@
       <w:r>
         <w:rPr>
           <w:rFonts w:ascii="Times New Roman" w:hAnsi="Times New Roman" w:cs="Times New Roman"/>
+          <w:b/>
           <w:sz w:val="24"/>
           <w:szCs w:val="24"/>
           <w:lang w:eastAsia="pl-PL"/>
@@ -428,6 +451,7 @@
       <w:r>
         <w:rPr>
           <w:rFonts w:ascii="Times New Roman" w:hAnsi="Times New Roman" w:cs="Times New Roman"/>
+          <w:b/>
           <w:sz w:val="24"/>
           <w:szCs w:val="24"/>
           <w:lang w:eastAsia="pl-PL"/>
@@ -492,7 +516,26 @@
           <w:szCs w:val="24"/>
           <w:lang w:eastAsia="pl-PL"/>
         </w:rPr>
-        <w:t xml:space="preserve">jeśli ma on w bazie danych w tabeli klienci w kolumnie Czy_admin ustawioną wartość 1 (taką wartość ma tylko i wyłącznie administrator) standardowo każdy kolejny użytkownik ma ustawianą wartość 0 na etapie dodawania do bazy aby nie mógł mieć dostępu do panelu administracyjnego. Gdy użytkownik znajdzie się już na stronie </w:t>
+        <w:t xml:space="preserve">jeśli ma on w bazie danych w tabeli klienci w kolumnie </w:t>
+      </w:r>
+      <w:r>
+        <w:rPr>
+          <w:rFonts w:ascii="Times New Roman" w:hAnsi="Times New Roman" w:cs="Times New Roman"/>
+          <w:b/>
+          <w:sz w:val="24"/>
+          <w:szCs w:val="24"/>
+          <w:lang w:eastAsia="pl-PL"/>
+        </w:rPr>
+        <w:t>Czy_admin</w:t>
+      </w:r>
+      <w:r>
+        <w:rPr>
+          <w:rFonts w:ascii="Times New Roman" w:hAnsi="Times New Roman" w:cs="Times New Roman"/>
+          <w:sz w:val="24"/>
+          <w:szCs w:val="24"/>
+          <w:lang w:eastAsia="pl-PL"/>
+        </w:rPr>
+        <w:t xml:space="preserve"> ustawioną wartość 1 (taką wartość ma tylko i wyłącznie administrator) standardowo każdy kolejny użytkownik ma ustawianą wartość 0 na etapie dodawania do bazy aby nie mógł mieć dostępu do panelu administracyjnego. Gdy użytkownik znajdzie się już na stronie </w:t>
       </w:r>
       <w:r>
         <w:rPr>
@@ -520,7 +563,17 @@
           <w:szCs w:val="24"/>
           <w:lang w:eastAsia="pl-PL"/>
         </w:rPr>
-        <w:t xml:space="preserve">przed sobą powitanie do którego jest wykorzystane jego imię pobrane z bazy danych i menu nawigacyjne które jest statyczne (w każdym kolejnym pliku takie samo) zawierające linki do pliku </w:t>
+        <w:t xml:space="preserve">przed sobą powitanie do którego jest wykorzystane jego imię pobrane z bazy danych i menu </w:t>
+      </w:r>
+      <w:r>
+        <w:rPr>
+          <w:rFonts w:ascii="Times New Roman" w:hAnsi="Times New Roman" w:cs="Times New Roman"/>
+          <w:sz w:val="24"/>
+          <w:szCs w:val="24"/>
+          <w:lang w:eastAsia="pl-PL"/>
+        </w:rPr>
+        <w:lastRenderedPageBreak/>
+        <w:t xml:space="preserve">nawigacyjne które jest statyczne (w każdym kolejnym pliku takie samo) zawierające linki do pliku </w:t>
       </w:r>
       <w:r>
         <w:rPr>
@@ -558,7 +611,165 @@
           <w:szCs w:val="24"/>
           <w:lang w:eastAsia="pl-PL"/>
         </w:rPr>
-        <w:t xml:space="preserve"> użytkownikowi ukażą się 3 kafelki kolejno Odzież, Akcesoria i Gadżety każdy zawierający zdjęcie kategorii, nazwę </w:t>
+        <w:t xml:space="preserve"> użytkownikowi ukażą się 3 kafelki kolejno Odzież, Akcesoria i Gadżety każdy zawierający zdjęcie kategorii, nazwę kategorii oraz opis kategorii pobrane z bazy danych. Po wybraniu kategorii </w:t>
+      </w:r>
+      <w:r>
+        <w:rPr>
+          <w:rFonts w:ascii="Times New Roman" w:hAnsi="Times New Roman" w:cs="Times New Roman"/>
+          <w:sz w:val="24"/>
+          <w:szCs w:val="24"/>
+          <w:lang w:eastAsia="pl-PL"/>
+        </w:rPr>
+        <w:t xml:space="preserve">użytkownik zostanie przekierowany do pliku </w:t>
+      </w:r>
+      <w:r>
+        <w:rPr>
+          <w:rFonts w:ascii="Times New Roman" w:hAnsi="Times New Roman" w:cs="Times New Roman"/>
+          <w:b/>
+          <w:sz w:val="24"/>
+          <w:szCs w:val="24"/>
+          <w:lang w:eastAsia="pl-PL"/>
+        </w:rPr>
+        <w:t>produkty.php</w:t>
+      </w:r>
+      <w:r>
+        <w:rPr>
+          <w:rFonts w:ascii="Times New Roman" w:hAnsi="Times New Roman" w:cs="Times New Roman"/>
+          <w:sz w:val="24"/>
+          <w:szCs w:val="24"/>
+          <w:lang w:eastAsia="pl-PL"/>
+        </w:rPr>
+        <w:t xml:space="preserve"> gdzie </w:t>
+      </w:r>
+      <w:r>
+        <w:rPr>
+          <w:rFonts w:ascii="Times New Roman" w:hAnsi="Times New Roman" w:cs="Times New Roman"/>
+          <w:sz w:val="24"/>
+          <w:szCs w:val="24"/>
+          <w:lang w:eastAsia="pl-PL"/>
+        </w:rPr>
+        <w:t>ukażą się mu kafelki z produktami – na każdym kafelku znajduje się</w:t>
+      </w:r>
+      <w:r>
+        <w:rPr>
+          <w:rFonts w:ascii="Times New Roman" w:hAnsi="Times New Roman" w:cs="Times New Roman"/>
+          <w:sz w:val="24"/>
+          <w:szCs w:val="24"/>
+          <w:lang w:eastAsia="pl-PL"/>
+        </w:rPr>
+        <w:t xml:space="preserve"> zdjęcie, nazwa i cena produktu. Po kliknięciu wybranego produktu użytkownik zostanie przeniesiony do pliku </w:t>
+      </w:r>
+      <w:r>
+        <w:rPr>
+          <w:rFonts w:ascii="Times New Roman" w:hAnsi="Times New Roman" w:cs="Times New Roman"/>
+          <w:b/>
+          <w:sz w:val="24"/>
+          <w:szCs w:val="24"/>
+          <w:lang w:eastAsia="pl-PL"/>
+        </w:rPr>
+        <w:t>produkt.php</w:t>
+      </w:r>
+      <w:r>
+        <w:rPr>
+          <w:rFonts w:ascii="Times New Roman" w:hAnsi="Times New Roman" w:cs="Times New Roman"/>
+          <w:sz w:val="24"/>
+          <w:szCs w:val="24"/>
+          <w:lang w:eastAsia="pl-PL"/>
+        </w:rPr>
+        <w:t xml:space="preserve"> gdzie zobaczy wszystkie informacje na temat konkretnego produktu pobrane z bazy danych (Nazwa, opis, cena, stan magazynowy, dostępność oraz data dodania) wraz z nazwą kategorii produktu, polem do wybrania ilości sztuk produktu oraz przyciskiem „Dodaj do koszyka” będącymi częścią formularza który po wysłaniu udaje się do pliku </w:t>
+      </w:r>
+      <w:r>
+        <w:rPr>
+          <w:rFonts w:ascii="Times New Roman" w:hAnsi="Times New Roman" w:cs="Times New Roman"/>
+          <w:b/>
+          <w:sz w:val="24"/>
+          <w:szCs w:val="24"/>
+          <w:lang w:eastAsia="pl-PL"/>
+        </w:rPr>
+        <w:t>dodaj_do_koszyka.php</w:t>
+      </w:r>
+      <w:r>
+        <w:rPr>
+          <w:rFonts w:ascii="Times New Roman" w:hAnsi="Times New Roman" w:cs="Times New Roman"/>
+          <w:sz w:val="24"/>
+          <w:szCs w:val="24"/>
+          <w:lang w:eastAsia="pl-PL"/>
+        </w:rPr>
+        <w:t xml:space="preserve"> na samym dole produktu znajduje się również sekcja z opiniami </w:t>
+      </w:r>
+      <w:r>
+        <w:rPr>
+          <w:rFonts w:ascii="Times New Roman" w:hAnsi="Times New Roman" w:cs="Times New Roman"/>
+          <w:sz w:val="24"/>
+          <w:szCs w:val="24"/>
+          <w:lang w:eastAsia="pl-PL"/>
+        </w:rPr>
+        <w:t>na</w:t>
+      </w:r>
+      <w:r>
+        <w:rPr>
+          <w:rFonts w:ascii="Times New Roman" w:hAnsi="Times New Roman" w:cs="Times New Roman"/>
+          <w:sz w:val="24"/>
+          <w:szCs w:val="24"/>
+          <w:lang w:eastAsia="pl-PL"/>
+        </w:rPr>
+        <w:t xml:space="preserve"> temat danego produktu od innych użytkowników. W pliku </w:t>
+      </w:r>
+      <w:r>
+        <w:rPr>
+          <w:rFonts w:ascii="Times New Roman" w:hAnsi="Times New Roman" w:cs="Times New Roman"/>
+          <w:b/>
+          <w:sz w:val="24"/>
+          <w:szCs w:val="24"/>
+          <w:lang w:eastAsia="pl-PL"/>
+        </w:rPr>
+        <w:t>dodaj_do_koszyka.php</w:t>
+      </w:r>
+      <w:r>
+        <w:rPr>
+          <w:rFonts w:ascii="Times New Roman" w:hAnsi="Times New Roman" w:cs="Times New Roman"/>
+          <w:sz w:val="24"/>
+          <w:szCs w:val="24"/>
+          <w:lang w:eastAsia="pl-PL"/>
+        </w:rPr>
+        <w:t xml:space="preserve"> znajduje się cała logika dotycząca sprawdzania dostępności produktu, </w:t>
+      </w:r>
+      <w:r>
+        <w:rPr>
+          <w:rFonts w:ascii="Times New Roman" w:hAnsi="Times New Roman" w:cs="Times New Roman"/>
+          <w:sz w:val="24"/>
+          <w:szCs w:val="24"/>
+          <w:lang w:eastAsia="pl-PL"/>
+        </w:rPr>
+        <w:t xml:space="preserve">wyszukiwania koszyka za pomocą identyfikatora sesji w sytuacji gdy koszyk nie został jeszcze utworzony dla danej sesji jest on tworzony po czym następuje dodanie produktu do wcześniej utworzonego koszyka. Następnie jest fragment kodu odpowiedzialny za zaktualizowanie dostępności danego produktu poprzez odjęcie ilości sztuk pod warunkiem że dostępność jest większa bądź równa niż ilość sztuk którą chce kupić klient. Następnie jest kod odpowiadający za zaktualizowanie ilości produktów w koszyku do tej którą wybrał użytkownik w sytuacji gdy użytkownik posiadał już ten produkt w koszyku tylko w mniejszej ilości. W sytuacji gdy użytkownik nie miał konkretnego produktu w koszyku jest on dodawany do koszyka. Po wszystkich operacjach następuje przekierowanie do pliku </w:t>
+      </w:r>
+      <w:r>
+        <w:rPr>
+          <w:rFonts w:ascii="Times New Roman" w:hAnsi="Times New Roman" w:cs="Times New Roman"/>
+          <w:b/>
+          <w:sz w:val="24"/>
+          <w:szCs w:val="24"/>
+          <w:lang w:eastAsia="pl-PL"/>
+        </w:rPr>
+        <w:t>koszyk.php</w:t>
+      </w:r>
+      <w:r>
+        <w:rPr>
+          <w:rFonts w:ascii="Times New Roman" w:hAnsi="Times New Roman" w:cs="Times New Roman"/>
+          <w:sz w:val="24"/>
+          <w:szCs w:val="24"/>
+          <w:lang w:eastAsia="pl-PL"/>
+        </w:rPr>
+        <w:t>. W tym pliku znajduje się kod odpowiedzialny za usuwanie produktu z koszyka, obsługę zmiany ilości sztuk produktu co skutkuje zmianą ceny. Potem znajduje się kod odpowiedzialny za sprawdzenie dostępności produktu oraz zaktualizowanie pozycji koszyka.</w:t>
+      </w:r>
+      <w:r>
+        <w:rPr>
+          <w:rFonts w:ascii="Times New Roman" w:hAnsi="Times New Roman" w:cs="Times New Roman"/>
+          <w:sz w:val="24"/>
+          <w:szCs w:val="24"/>
+          <w:lang w:eastAsia="pl-PL"/>
+        </w:rPr>
+        <w:t xml:space="preserve"> W tym pliku znajduje się również tabelka w której są wyświetlane kolejne pozycje koszyka wraz z zdjęciem produktu, jego nazwą, ilością sztuk, ceną za sztukę, ceną całkowitą </w:t>
       </w:r>
       <w:r>
         <w:rPr>
@@ -568,147 +779,25 @@
           <w:lang w:eastAsia="pl-PL"/>
         </w:rPr>
         <w:lastRenderedPageBreak/>
-        <w:t xml:space="preserve">kategorii oraz opis kategorii pobrane z bazy danych. Po wybraniu kategorii </w:t>
-      </w:r>
-      <w:r>
-        <w:rPr>
-          <w:rFonts w:ascii="Times New Roman" w:hAnsi="Times New Roman" w:cs="Times New Roman"/>
-          <w:sz w:val="24"/>
-          <w:szCs w:val="24"/>
-          <w:lang w:eastAsia="pl-PL"/>
-        </w:rPr>
-        <w:t xml:space="preserve">użytkownik zostanie przekierowany do pliku </w:t>
-      </w:r>
-      <w:r>
-        <w:rPr>
-          <w:rFonts w:ascii="Times New Roman" w:hAnsi="Times New Roman" w:cs="Times New Roman"/>
-          <w:b/>
-          <w:sz w:val="24"/>
-          <w:szCs w:val="24"/>
-          <w:lang w:eastAsia="pl-PL"/>
-        </w:rPr>
-        <w:t>produkty.php</w:t>
-      </w:r>
-      <w:r>
-        <w:rPr>
-          <w:rFonts w:ascii="Times New Roman" w:hAnsi="Times New Roman" w:cs="Times New Roman"/>
-          <w:sz w:val="24"/>
-          <w:szCs w:val="24"/>
-          <w:lang w:eastAsia="pl-PL"/>
-        </w:rPr>
-        <w:t xml:space="preserve"> gdzie </w:t>
-      </w:r>
-      <w:r>
-        <w:rPr>
-          <w:rFonts w:ascii="Times New Roman" w:hAnsi="Times New Roman" w:cs="Times New Roman"/>
-          <w:sz w:val="24"/>
-          <w:szCs w:val="24"/>
-          <w:lang w:eastAsia="pl-PL"/>
-        </w:rPr>
-        <w:t>ukażą się mu kafelki z produktami – na każdym kafelku znajduje się</w:t>
-      </w:r>
-      <w:r>
-        <w:rPr>
-          <w:rFonts w:ascii="Times New Roman" w:hAnsi="Times New Roman" w:cs="Times New Roman"/>
-          <w:sz w:val="24"/>
-          <w:szCs w:val="24"/>
-          <w:lang w:eastAsia="pl-PL"/>
-        </w:rPr>
-        <w:t xml:space="preserve"> zdjęcie, nazwa i cena produktu. Po kliknięciu wybranego produktu użytkownik zostanie przeniesiony do pliku </w:t>
-      </w:r>
-      <w:r>
-        <w:rPr>
-          <w:rFonts w:ascii="Times New Roman" w:hAnsi="Times New Roman" w:cs="Times New Roman"/>
-          <w:b/>
-          <w:sz w:val="24"/>
-          <w:szCs w:val="24"/>
-          <w:lang w:eastAsia="pl-PL"/>
-        </w:rPr>
-        <w:t>produkt.php</w:t>
-      </w:r>
-      <w:r>
-        <w:rPr>
-          <w:rFonts w:ascii="Times New Roman" w:hAnsi="Times New Roman" w:cs="Times New Roman"/>
-          <w:sz w:val="24"/>
-          <w:szCs w:val="24"/>
-          <w:lang w:eastAsia="pl-PL"/>
-        </w:rPr>
-        <w:t xml:space="preserve"> gdzie zobaczy wszystkie informacje na temat konkretnego produktu pobrane z bazy danych (Nazwa, opis, cena, stan magazynowy, dostępność oraz data dodania) wraz z nazwą kategorii produktu, polem do wybrania ilości sztuk produktu oraz przyciskiem „Dodaj do koszyka” będącymi częścią formularza który po wysłaniu udaje się do pliku </w:t>
-      </w:r>
-      <w:r>
-        <w:rPr>
-          <w:rFonts w:ascii="Times New Roman" w:hAnsi="Times New Roman" w:cs="Times New Roman"/>
-          <w:b/>
-          <w:sz w:val="24"/>
-          <w:szCs w:val="24"/>
-          <w:lang w:eastAsia="pl-PL"/>
-        </w:rPr>
-        <w:t>dodaj_do_koszyka.php</w:t>
-      </w:r>
-      <w:r>
-        <w:rPr>
-          <w:rFonts w:ascii="Times New Roman" w:hAnsi="Times New Roman" w:cs="Times New Roman"/>
-          <w:sz w:val="24"/>
-          <w:szCs w:val="24"/>
-          <w:lang w:eastAsia="pl-PL"/>
-        </w:rPr>
-        <w:t xml:space="preserve"> na samym dole produktu znajduje się również sekcja z opiniami an temat danego produktu od innych użytkowników. W pliku </w:t>
-      </w:r>
-      <w:r>
-        <w:rPr>
-          <w:rFonts w:ascii="Times New Roman" w:hAnsi="Times New Roman" w:cs="Times New Roman"/>
-          <w:b/>
-          <w:sz w:val="24"/>
-          <w:szCs w:val="24"/>
-          <w:lang w:eastAsia="pl-PL"/>
-        </w:rPr>
-        <w:t>dodaj_do_koszyka.php</w:t>
-      </w:r>
-      <w:r>
-        <w:rPr>
-          <w:rFonts w:ascii="Times New Roman" w:hAnsi="Times New Roman" w:cs="Times New Roman"/>
-          <w:sz w:val="24"/>
-          <w:szCs w:val="24"/>
-          <w:lang w:eastAsia="pl-PL"/>
-        </w:rPr>
-        <w:t xml:space="preserve"> znajduje się cała logika dotycząca sprawdzania dostępności produktu, </w:t>
-      </w:r>
-      <w:r>
-        <w:rPr>
-          <w:rFonts w:ascii="Times New Roman" w:hAnsi="Times New Roman" w:cs="Times New Roman"/>
-          <w:sz w:val="24"/>
-          <w:szCs w:val="24"/>
-          <w:lang w:eastAsia="pl-PL"/>
-        </w:rPr>
-        <w:t xml:space="preserve">wyszukiwania koszyka za pomocą identyfikatora sesji w sytuacji gdy koszyk nie został jeszcze utworzony dla danej sesji jest on tworzony po czym następuje dodanie produktu do wcześniej utworzonego koszyka. Następnie jest fragment kodu odpowiedzialny za zaktualizowanie dostępności danego produktu poprzez odjęcie ilości sztuk pod warunkiem że dostępność jest większa bądź równa niż ilość sztuk którą chce kupić klient. Następnie jest kod odpowiadający za zaktualizowanie ilości produktów w koszyku do tej którą wybrał użytkownik w sytuacji gdy użytkownik posiadał już ten produkt w koszyku tylko w mniejszej ilości. W sytuacji gdy użytkownik nie miał konkretnego produktu w koszyku jest on dodawany do koszyka. Po wszystkich operacjach następuje przekierowanie do pliku </w:t>
-      </w:r>
-      <w:r>
-        <w:rPr>
-          <w:rFonts w:ascii="Times New Roman" w:hAnsi="Times New Roman" w:cs="Times New Roman"/>
-          <w:b/>
-          <w:sz w:val="24"/>
-          <w:szCs w:val="24"/>
-          <w:lang w:eastAsia="pl-PL"/>
-        </w:rPr>
-        <w:t>koszyk.php</w:t>
-      </w:r>
-      <w:r>
-        <w:rPr>
-          <w:rFonts w:ascii="Times New Roman" w:hAnsi="Times New Roman" w:cs="Times New Roman"/>
-          <w:sz w:val="24"/>
-          <w:szCs w:val="24"/>
-          <w:lang w:eastAsia="pl-PL"/>
-        </w:rPr>
-        <w:t>. W tym pliku znajduje się kod odpowiedzialny za usuwanie produktu z koszyka, obsługę zmiany ilości sztuk produktu co skutkuje zmianą ceny. Potem znajduje się kod odpowiedzialny za sprawdzenie dostępności produktu oraz zaktualizowanie pozycji koszyka.</w:t>
-      </w:r>
-      <w:r>
-        <w:rPr>
-          <w:rFonts w:ascii="Times New Roman" w:hAnsi="Times New Roman" w:cs="Times New Roman"/>
-          <w:sz w:val="24"/>
-          <w:szCs w:val="24"/>
-          <w:lang w:eastAsia="pl-PL"/>
-        </w:rPr>
-        <w:t xml:space="preserve"> W tym pliku znajduje się również tabelka w której są wyświetlane kolejne pozycje koszyka wraz z zdjęciem produktu, jego nazwą, ilością sztuk, ceną za sztukę, ceną całkowitą oraz przyciskiem usuń. Na samym dole jest przycisk „Przelicz ceny” służący do ponownego przeliczenia cen, miejsce w którym zostanie wyświetlona łączna kwota wartości zamówienia oraz przycisk „Zamówienie” który jest przekserowaniem użytkownika do pliku </w:t>
+        <w:t xml:space="preserve">oraz przyciskiem usuń. Na samym dole jest przycisk „Przelicz ceny” służący do ponownego przeliczenia cen, miejsce w którym zostanie wyświetlona łączna kwota wartości zamówienia oraz przycisk „Zamówienie” który jest </w:t>
+      </w:r>
+      <w:r>
+        <w:rPr>
+          <w:rFonts w:ascii="Times New Roman" w:hAnsi="Times New Roman" w:cs="Times New Roman"/>
+          <w:sz w:val="24"/>
+          <w:szCs w:val="24"/>
+          <w:lang w:eastAsia="pl-PL"/>
+        </w:rPr>
+        <w:t>przekierowaniem</w:t>
+      </w:r>
+      <w:r>
+        <w:rPr>
+          <w:rFonts w:ascii="Times New Roman" w:hAnsi="Times New Roman" w:cs="Times New Roman"/>
+          <w:sz w:val="24"/>
+          <w:szCs w:val="24"/>
+          <w:lang w:eastAsia="pl-PL"/>
+        </w:rPr>
+        <w:t xml:space="preserve"> użytkownika do pliku </w:t>
       </w:r>
       <w:r>
         <w:rPr>
@@ -801,16 +890,355 @@
           <w:szCs w:val="24"/>
           <w:lang w:eastAsia="pl-PL"/>
         </w:rPr>
-        <w:t>płatność.php</w:t>
-      </w:r>
-      <w:r>
-        <w:rPr>
-          <w:rFonts w:ascii="Times New Roman" w:hAnsi="Times New Roman" w:cs="Times New Roman"/>
-          <w:sz w:val="24"/>
-          <w:szCs w:val="24"/>
-          <w:lang w:eastAsia="pl-PL"/>
-        </w:rPr>
-        <w:t xml:space="preserve"> metoda wysyłki którą wybierze użytkownik ma swoje własne id które jest zapisywane w sesji w celu póżniejszego </w:t>
+        <w:t>platnosc</w:t>
+      </w:r>
+      <w:r>
+        <w:rPr>
+          <w:rFonts w:ascii="Times New Roman" w:hAnsi="Times New Roman" w:cs="Times New Roman"/>
+          <w:b/>
+          <w:sz w:val="24"/>
+          <w:szCs w:val="24"/>
+          <w:lang w:eastAsia="pl-PL"/>
+        </w:rPr>
+        <w:t>.php</w:t>
+      </w:r>
+      <w:r>
+        <w:rPr>
+          <w:rFonts w:ascii="Times New Roman" w:hAnsi="Times New Roman" w:cs="Times New Roman"/>
+          <w:sz w:val="24"/>
+          <w:szCs w:val="24"/>
+          <w:lang w:eastAsia="pl-PL"/>
+        </w:rPr>
+        <w:t xml:space="preserve"> metoda wysyłki którą wybierze użytkownik ma swoje własne id które je</w:t>
+      </w:r>
+      <w:r>
+        <w:rPr>
+          <w:rFonts w:ascii="Times New Roman" w:hAnsi="Times New Roman" w:cs="Times New Roman"/>
+          <w:sz w:val="24"/>
+          <w:szCs w:val="24"/>
+          <w:lang w:eastAsia="pl-PL"/>
+        </w:rPr>
+        <w:t>st zapisywane w sesji w celu póź</w:t>
+      </w:r>
+      <w:r>
+        <w:rPr>
+          <w:rFonts w:ascii="Times New Roman" w:hAnsi="Times New Roman" w:cs="Times New Roman"/>
+          <w:sz w:val="24"/>
+          <w:szCs w:val="24"/>
+          <w:lang w:eastAsia="pl-PL"/>
+        </w:rPr>
+        <w:t xml:space="preserve">niejszego dodania do zamówienia. W pliku </w:t>
+      </w:r>
+      <w:r>
+        <w:rPr>
+          <w:rFonts w:ascii="Times New Roman" w:hAnsi="Times New Roman" w:cs="Times New Roman"/>
+          <w:b/>
+          <w:sz w:val="24"/>
+          <w:szCs w:val="24"/>
+          <w:lang w:eastAsia="pl-PL"/>
+        </w:rPr>
+        <w:t>pl</w:t>
+      </w:r>
+      <w:r>
+        <w:rPr>
+          <w:rFonts w:ascii="Times New Roman" w:hAnsi="Times New Roman" w:cs="Times New Roman"/>
+          <w:b/>
+          <w:sz w:val="24"/>
+          <w:szCs w:val="24"/>
+          <w:lang w:eastAsia="pl-PL"/>
+        </w:rPr>
+        <w:t>atnosc</w:t>
+      </w:r>
+      <w:r>
+        <w:rPr>
+          <w:rFonts w:ascii="Times New Roman" w:hAnsi="Times New Roman" w:cs="Times New Roman"/>
+          <w:b/>
+          <w:sz w:val="24"/>
+          <w:szCs w:val="24"/>
+          <w:lang w:eastAsia="pl-PL"/>
+        </w:rPr>
+        <w:t>.php</w:t>
+      </w:r>
+      <w:r>
+        <w:rPr>
+          <w:rFonts w:ascii="Times New Roman" w:hAnsi="Times New Roman" w:cs="Times New Roman"/>
+          <w:sz w:val="24"/>
+          <w:szCs w:val="24"/>
+          <w:lang w:eastAsia="pl-PL"/>
+        </w:rPr>
+        <w:t xml:space="preserve"> znajdują się metody płatności to którą użytkownik wybierze ma wpływ na zamówienie również w tej sytuacji użytkownik musi wybrać którąś z nich w celu kontynuacji procesu zamówienia</w:t>
+      </w:r>
+      <w:r>
+        <w:rPr>
+          <w:rFonts w:ascii="Times New Roman" w:hAnsi="Times New Roman" w:cs="Times New Roman"/>
+          <w:sz w:val="24"/>
+          <w:szCs w:val="24"/>
+          <w:lang w:eastAsia="pl-PL"/>
+        </w:rPr>
+        <w:t>. I</w:t>
+      </w:r>
+      <w:r>
+        <w:rPr>
+          <w:rFonts w:ascii="Times New Roman" w:hAnsi="Times New Roman" w:cs="Times New Roman"/>
+          <w:sz w:val="24"/>
+          <w:szCs w:val="24"/>
+          <w:lang w:eastAsia="pl-PL"/>
+        </w:rPr>
+        <w:t xml:space="preserve">d metody również jest zapisywane w sesji w celu wykorzystania go na etapie finalizacji zamówienia. W sytuacji gdy użytkownik wybierze metodę płatności zostanie przekierowany do: </w:t>
+      </w:r>
+      <w:r>
+        <w:rPr>
+          <w:rFonts w:ascii="Times New Roman" w:hAnsi="Times New Roman" w:cs="Times New Roman"/>
+          <w:b/>
+          <w:sz w:val="24"/>
+          <w:szCs w:val="24"/>
+          <w:lang w:eastAsia="pl-PL"/>
+        </w:rPr>
+        <w:t xml:space="preserve">Metody </w:t>
+      </w:r>
+      <w:r>
+        <w:rPr>
+          <w:rFonts w:ascii="Times New Roman" w:hAnsi="Times New Roman" w:cs="Times New Roman"/>
+          <w:b/>
+          <w:sz w:val="24"/>
+          <w:szCs w:val="24"/>
+          <w:lang w:eastAsia="pl-PL"/>
+        </w:rPr>
+        <w:t>platnosci</w:t>
+      </w:r>
+      <w:r>
+        <w:rPr>
+          <w:rFonts w:ascii="Times New Roman" w:hAnsi="Times New Roman" w:cs="Times New Roman"/>
+          <w:b/>
+          <w:sz w:val="24"/>
+          <w:szCs w:val="24"/>
+          <w:lang w:eastAsia="pl-PL"/>
+        </w:rPr>
+        <w:t>/blik.php</w:t>
+      </w:r>
+      <w:r>
+        <w:rPr>
+          <w:rFonts w:ascii="Times New Roman" w:hAnsi="Times New Roman" w:cs="Times New Roman"/>
+          <w:sz w:val="24"/>
+          <w:szCs w:val="24"/>
+          <w:lang w:eastAsia="pl-PL"/>
+        </w:rPr>
+        <w:t xml:space="preserve">, lub </w:t>
+      </w:r>
+      <w:r>
+        <w:rPr>
+          <w:rFonts w:ascii="Times New Roman" w:hAnsi="Times New Roman" w:cs="Times New Roman"/>
+          <w:b/>
+          <w:sz w:val="24"/>
+          <w:szCs w:val="24"/>
+          <w:lang w:eastAsia="pl-PL"/>
+        </w:rPr>
+        <w:t>paypal.php</w:t>
+      </w:r>
+      <w:r>
+        <w:rPr>
+          <w:rFonts w:ascii="Times New Roman" w:hAnsi="Times New Roman" w:cs="Times New Roman"/>
+          <w:sz w:val="24"/>
+          <w:szCs w:val="24"/>
+          <w:lang w:eastAsia="pl-PL"/>
+        </w:rPr>
+        <w:t xml:space="preserve">. W sytuacji gdy użytkownik wybrał metodę płatności blik zostanie </w:t>
+      </w:r>
+      <w:r>
+        <w:rPr>
+          <w:rFonts w:ascii="Times New Roman" w:hAnsi="Times New Roman" w:cs="Times New Roman"/>
+          <w:sz w:val="24"/>
+          <w:szCs w:val="24"/>
+          <w:lang w:eastAsia="pl-PL"/>
+        </w:rPr>
+        <w:t>przekierowany</w:t>
+      </w:r>
+      <w:r>
+        <w:rPr>
+          <w:rFonts w:ascii="Times New Roman" w:hAnsi="Times New Roman" w:cs="Times New Roman"/>
+          <w:sz w:val="24"/>
+          <w:szCs w:val="24"/>
+          <w:lang w:eastAsia="pl-PL"/>
+        </w:rPr>
+        <w:t xml:space="preserve"> do pliku </w:t>
+      </w:r>
+      <w:r>
+        <w:rPr>
+          <w:rFonts w:ascii="Times New Roman" w:hAnsi="Times New Roman" w:cs="Times New Roman"/>
+          <w:b/>
+          <w:sz w:val="24"/>
+          <w:szCs w:val="24"/>
+          <w:lang w:eastAsia="pl-PL"/>
+        </w:rPr>
+        <w:t>blik.php</w:t>
+      </w:r>
+      <w:r>
+        <w:rPr>
+          <w:rFonts w:ascii="Times New Roman" w:hAnsi="Times New Roman" w:cs="Times New Roman"/>
+          <w:sz w:val="24"/>
+          <w:szCs w:val="24"/>
+          <w:lang w:eastAsia="pl-PL"/>
+        </w:rPr>
+        <w:t xml:space="preserve"> gdzie ukaże się mu formularz pobierający maksymalnie 6 cyfr ‘kodu blik’ z którymi nic nie zrobi po wpisaniu cyfr będzi</w:t>
+      </w:r>
+      <w:r>
+        <w:rPr>
+          <w:rFonts w:ascii="Times New Roman" w:hAnsi="Times New Roman" w:cs="Times New Roman"/>
+          <w:sz w:val="24"/>
+          <w:szCs w:val="24"/>
+          <w:lang w:eastAsia="pl-PL"/>
+        </w:rPr>
+        <w:t xml:space="preserve">e ładować stronę 2 sekundy i przekieruje nas na kolejny etap. W sytuacji gdy użytkownik wybrał metodę płatności paypal zostanie przekierowany do pliku </w:t>
+      </w:r>
+      <w:r>
+        <w:rPr>
+          <w:rFonts w:ascii="Times New Roman" w:hAnsi="Times New Roman" w:cs="Times New Roman"/>
+          <w:b/>
+          <w:sz w:val="24"/>
+          <w:szCs w:val="24"/>
+          <w:lang w:eastAsia="pl-PL"/>
+        </w:rPr>
+        <w:t>paypal.php</w:t>
+      </w:r>
+      <w:r>
+        <w:rPr>
+          <w:rFonts w:ascii="Times New Roman" w:hAnsi="Times New Roman" w:cs="Times New Roman"/>
+          <w:sz w:val="24"/>
+          <w:szCs w:val="24"/>
+          <w:lang w:eastAsia="pl-PL"/>
+        </w:rPr>
+        <w:t xml:space="preserve"> gdzie ukaże się mu formularz tym razem z przyciskiem „Zaloguj się do PayPal i potwierdź płatność.”. Po jego kliknięciu również będzie ładować stronę 2 sekundy i przekieruje nas na kolejny etap. W sytuacji gdy użytkownik wybrał opcję płatności za pobraniem zostanie przekierowany do pliku </w:t>
+      </w:r>
+      <w:r>
+        <w:rPr>
+          <w:rFonts w:ascii="Times New Roman" w:hAnsi="Times New Roman" w:cs="Times New Roman"/>
+          <w:b/>
+          <w:sz w:val="24"/>
+          <w:szCs w:val="24"/>
+          <w:lang w:eastAsia="pl-PL"/>
+        </w:rPr>
+        <w:t>zakonczenie_platnosci.php</w:t>
+      </w:r>
+      <w:r>
+        <w:rPr>
+          <w:rFonts w:ascii="Times New Roman" w:hAnsi="Times New Roman" w:cs="Times New Roman"/>
+          <w:sz w:val="24"/>
+          <w:szCs w:val="24"/>
+          <w:lang w:eastAsia="pl-PL"/>
+        </w:rPr>
+        <w:t xml:space="preserve"> do którego prowadzą również </w:t>
+      </w:r>
+      <w:r>
+        <w:rPr>
+          <w:rFonts w:ascii="Times New Roman" w:hAnsi="Times New Roman" w:cs="Times New Roman"/>
+          <w:b/>
+          <w:sz w:val="24"/>
+          <w:szCs w:val="24"/>
+          <w:lang w:eastAsia="pl-PL"/>
+        </w:rPr>
+        <w:t>blik.php</w:t>
+      </w:r>
+      <w:r>
+        <w:rPr>
+          <w:rFonts w:ascii="Times New Roman" w:hAnsi="Times New Roman" w:cs="Times New Roman"/>
+          <w:sz w:val="24"/>
+          <w:szCs w:val="24"/>
+          <w:lang w:eastAsia="pl-PL"/>
+        </w:rPr>
+        <w:t xml:space="preserve"> oraz </w:t>
+      </w:r>
+      <w:r>
+        <w:rPr>
+          <w:rFonts w:ascii="Times New Roman" w:hAnsi="Times New Roman" w:cs="Times New Roman"/>
+          <w:b/>
+          <w:sz w:val="24"/>
+          <w:szCs w:val="24"/>
+          <w:lang w:eastAsia="pl-PL"/>
+        </w:rPr>
+        <w:t>paypal.php</w:t>
+      </w:r>
+      <w:r>
+        <w:rPr>
+          <w:rFonts w:ascii="Times New Roman" w:hAnsi="Times New Roman" w:cs="Times New Roman"/>
+          <w:sz w:val="24"/>
+          <w:szCs w:val="24"/>
+          <w:lang w:eastAsia="pl-PL"/>
+        </w:rPr>
+        <w:t xml:space="preserve">. W pliku </w:t>
+      </w:r>
+      <w:r>
+        <w:rPr>
+          <w:rFonts w:ascii="Times New Roman" w:hAnsi="Times New Roman" w:cs="Times New Roman"/>
+          <w:b/>
+          <w:sz w:val="24"/>
+          <w:szCs w:val="24"/>
+          <w:lang w:eastAsia="pl-PL"/>
+        </w:rPr>
+        <w:t>zakonczenie_pl</w:t>
+      </w:r>
+      <w:r>
+        <w:rPr>
+          <w:rFonts w:ascii="Times New Roman" w:hAnsi="Times New Roman" w:cs="Times New Roman"/>
+          <w:b/>
+          <w:sz w:val="24"/>
+          <w:szCs w:val="24"/>
+          <w:lang w:eastAsia="pl-PL"/>
+        </w:rPr>
+        <w:t>atnosci.php</w:t>
+      </w:r>
+      <w:r>
+        <w:rPr>
+          <w:rFonts w:ascii="Times New Roman" w:hAnsi="Times New Roman" w:cs="Times New Roman"/>
+          <w:sz w:val="24"/>
+          <w:szCs w:val="24"/>
+          <w:lang w:eastAsia="pl-PL"/>
+        </w:rPr>
+        <w:t xml:space="preserve"> zostaną pobrane z sesji wcześniejsze wybory klienta dotyczące metody wysyłki oraz </w:t>
+      </w:r>
+      <w:r>
+        <w:rPr>
+          <w:rFonts w:ascii="Times New Roman" w:hAnsi="Times New Roman" w:cs="Times New Roman"/>
+          <w:sz w:val="24"/>
+          <w:szCs w:val="24"/>
+          <w:lang w:eastAsia="pl-PL"/>
+        </w:rPr>
+        <w:t xml:space="preserve">metody </w:t>
+      </w:r>
+      <w:r>
+        <w:rPr>
+          <w:rFonts w:ascii="Times New Roman" w:hAnsi="Times New Roman" w:cs="Times New Roman"/>
+          <w:sz w:val="24"/>
+          <w:szCs w:val="24"/>
+          <w:lang w:eastAsia="pl-PL"/>
+        </w:rPr>
+        <w:t xml:space="preserve">płatności. Po pobraniu danych z sesji nastąpi pobranie </w:t>
+      </w:r>
+      <w:r>
+        <w:rPr>
+          <w:rFonts w:ascii="Times New Roman" w:hAnsi="Times New Roman" w:cs="Times New Roman"/>
+          <w:sz w:val="24"/>
+          <w:szCs w:val="24"/>
+          <w:lang w:eastAsia="pl-PL"/>
+        </w:rPr>
+        <w:t xml:space="preserve">z </w:t>
+      </w:r>
+      <w:r>
+        <w:rPr>
+          <w:rFonts w:ascii="Times New Roman" w:hAnsi="Times New Roman" w:cs="Times New Roman"/>
+          <w:sz w:val="24"/>
+          <w:szCs w:val="24"/>
+          <w:lang w:eastAsia="pl-PL"/>
+        </w:rPr>
+        <w:t>bazy danych kosztu wybranej metody przesyłki przy użyciu wcześniej zapisanego identyfikatora metody wysyłki. Następnie do tabelki zamowienia zostaną wstawione informacje dotyczą</w:t>
+      </w:r>
+      <w:r>
+        <w:rPr>
+          <w:rFonts w:ascii="Times New Roman" w:hAnsi="Times New Roman" w:cs="Times New Roman"/>
+          <w:sz w:val="24"/>
+          <w:szCs w:val="24"/>
+          <w:lang w:eastAsia="pl-PL"/>
+        </w:rPr>
+        <w:t xml:space="preserve">ce klienta, metody </w:t>
       </w:r>
       <w:r>
         <w:rPr>
@@ -820,83 +1248,98 @@
           <w:lang w:eastAsia="pl-PL"/>
         </w:rPr>
         <w:lastRenderedPageBreak/>
-        <w:t xml:space="preserve">dodania do zamówienia. W pliku </w:t>
-      </w:r>
-      <w:r>
-        <w:rPr>
-          <w:rFonts w:ascii="Times New Roman" w:hAnsi="Times New Roman" w:cs="Times New Roman"/>
-          <w:b/>
-          <w:sz w:val="24"/>
-          <w:szCs w:val="24"/>
-          <w:lang w:eastAsia="pl-PL"/>
-        </w:rPr>
-        <w:t>płatnosc</w:t>
-      </w:r>
-      <w:r>
-        <w:rPr>
-          <w:rFonts w:ascii="Times New Roman" w:hAnsi="Times New Roman" w:cs="Times New Roman"/>
-          <w:b/>
-          <w:sz w:val="24"/>
-          <w:szCs w:val="24"/>
-          <w:lang w:eastAsia="pl-PL"/>
-        </w:rPr>
-        <w:t>.php</w:t>
-      </w:r>
-      <w:r>
-        <w:rPr>
-          <w:rFonts w:ascii="Times New Roman" w:hAnsi="Times New Roman" w:cs="Times New Roman"/>
-          <w:sz w:val="24"/>
-          <w:szCs w:val="24"/>
-          <w:lang w:eastAsia="pl-PL"/>
-        </w:rPr>
-        <w:t xml:space="preserve"> znajdują się metody płatności to którą użytkownik wybierze ma wpływ na zamówienie również w tej sytuacji użytkownik musi wybrać którąś z nich w celu kontynuacji procesu zamówienia id metody również jest zapisywane w sesji w celu wykorzystania go na etapie finalizacji zamówienia. W sytuacji gdy użytkownik wybierze metodę płatności zostanie przekierowany do: </w:t>
-      </w:r>
-      <w:r>
-        <w:rPr>
-          <w:rFonts w:ascii="Times New Roman" w:hAnsi="Times New Roman" w:cs="Times New Roman"/>
-          <w:b/>
-          <w:sz w:val="24"/>
-          <w:szCs w:val="24"/>
-          <w:lang w:eastAsia="pl-PL"/>
-        </w:rPr>
-        <w:t>Metody płatności/blik.php</w:t>
-      </w:r>
-      <w:r>
-        <w:rPr>
-          <w:rFonts w:ascii="Times New Roman" w:hAnsi="Times New Roman" w:cs="Times New Roman"/>
-          <w:sz w:val="24"/>
-          <w:szCs w:val="24"/>
-          <w:lang w:eastAsia="pl-PL"/>
-        </w:rPr>
-        <w:t xml:space="preserve">, lub </w:t>
-      </w:r>
-      <w:r>
-        <w:rPr>
-          <w:rFonts w:ascii="Times New Roman" w:hAnsi="Times New Roman" w:cs="Times New Roman"/>
-          <w:b/>
-          <w:sz w:val="24"/>
-          <w:szCs w:val="24"/>
-          <w:lang w:eastAsia="pl-PL"/>
-        </w:rPr>
-        <w:t>paypal.php</w:t>
-      </w:r>
-      <w:r>
-        <w:rPr>
-          <w:rFonts w:ascii="Times New Roman" w:hAnsi="Times New Roman" w:cs="Times New Roman"/>
-          <w:sz w:val="24"/>
-          <w:szCs w:val="24"/>
-          <w:lang w:eastAsia="pl-PL"/>
-        </w:rPr>
-        <w:t xml:space="preserve">. W sytuacji gdy użytkownik wybrał metodę płatności blik zostanie </w:t>
-      </w:r>
-      <w:r>
-        <w:rPr>
-          <w:rFonts w:ascii="Times New Roman" w:hAnsi="Times New Roman" w:cs="Times New Roman"/>
-          <w:sz w:val="24"/>
-          <w:szCs w:val="24"/>
-          <w:lang w:eastAsia="pl-PL"/>
-        </w:rPr>
-        <w:t>przekierowany</w:t>
+        <w:t>wysyłki, met</w:t>
+      </w:r>
+      <w:r>
+        <w:rPr>
+          <w:rFonts w:ascii="Times New Roman" w:hAnsi="Times New Roman" w:cs="Times New Roman"/>
+          <w:sz w:val="24"/>
+          <w:szCs w:val="24"/>
+          <w:lang w:eastAsia="pl-PL"/>
+        </w:rPr>
+        <w:t>o</w:t>
+      </w:r>
+      <w:r>
+        <w:rPr>
+          <w:rFonts w:ascii="Times New Roman" w:hAnsi="Times New Roman" w:cs="Times New Roman"/>
+          <w:sz w:val="24"/>
+          <w:szCs w:val="24"/>
+          <w:lang w:eastAsia="pl-PL"/>
+        </w:rPr>
+        <w:t>d</w:t>
+      </w:r>
+      <w:r>
+        <w:rPr>
+          <w:rFonts w:ascii="Times New Roman" w:hAnsi="Times New Roman" w:cs="Times New Roman"/>
+          <w:sz w:val="24"/>
+          <w:szCs w:val="24"/>
+          <w:lang w:eastAsia="pl-PL"/>
+        </w:rPr>
+        <w:t>y płatności</w:t>
+      </w:r>
+      <w:r>
+        <w:rPr>
+          <w:rFonts w:ascii="Times New Roman" w:hAnsi="Times New Roman" w:cs="Times New Roman"/>
+          <w:sz w:val="24"/>
+          <w:szCs w:val="24"/>
+          <w:lang w:eastAsia="pl-PL"/>
+        </w:rPr>
+        <w:t>, kwoty łącznej oraz statusu którym domyślnie jest „Zamówienie złożone”. Następnie do tabelki pozycje_zamowienia zostaną wstawione identyfikator zamówienia, identyfikator produktu, ilość oraz cena. Po tej operacji zostanie zaktualizowana tabelka produkt a dokładn</w:t>
+      </w:r>
+      <w:r>
+        <w:rPr>
+          <w:rFonts w:ascii="Times New Roman" w:hAnsi="Times New Roman" w:cs="Times New Roman"/>
+          <w:sz w:val="24"/>
+          <w:szCs w:val="24"/>
+          <w:lang w:eastAsia="pl-PL"/>
+        </w:rPr>
+        <w:t>ie</w:t>
+      </w:r>
+      <w:r>
+        <w:rPr>
+          <w:rFonts w:ascii="Times New Roman" w:hAnsi="Times New Roman" w:cs="Times New Roman"/>
+          <w:sz w:val="24"/>
+          <w:szCs w:val="24"/>
+          <w:lang w:eastAsia="pl-PL"/>
+        </w:rPr>
+        <w:t xml:space="preserve">j jej stan magazynowy poprzez odjęcie ilości produktów zakupionych przez klienta oraz zostanie usunięte wszystko z tabelki pozycje_koszyka ponieważ zamówienie jest już złożone. Po tych wszystkich operacjach użytkownikowi zostanie wyświetlona informacja o tym że zamówienie zostało złożone i zostanie wyświetlony link do pliku </w:t>
+      </w:r>
+      <w:r>
+        <w:rPr>
+          <w:rFonts w:ascii="Times New Roman" w:hAnsi="Times New Roman" w:cs="Times New Roman"/>
+          <w:b/>
+          <w:sz w:val="24"/>
+          <w:szCs w:val="24"/>
+          <w:lang w:eastAsia="pl-PL"/>
+        </w:rPr>
+        <w:t>potwierdzenie.php</w:t>
+      </w:r>
+      <w:r>
+        <w:rPr>
+          <w:rFonts w:ascii="Times New Roman" w:hAnsi="Times New Roman" w:cs="Times New Roman"/>
+          <w:sz w:val="24"/>
+          <w:szCs w:val="24"/>
+          <w:lang w:eastAsia="pl-PL"/>
+        </w:rPr>
+        <w:t>. W tym pliku użytkownik zobaczy wszystkie swoje pozycje zamówienia, zostanie obliczona kwota łączna produktów i w sytuacji gdy ta kwota przekroczy kwotę ustawioną przez administratora jako kwota od której wysyłka jest darmowa kwota wysyłki będzie wynosić 0 zł. Na samym końcu użytkownikowi zostanie wyświetlona kwota łączna + kwota wysyłki jako całkowita wartość zamówienia. To już jest koniec etapu zamawiania dla klienta w tym momencie zostanie on poproszony o wystawienie opinii i komentarza dla produktów które kupił</w:t>
+      </w:r>
+      <w:r>
+        <w:rPr>
+          <w:rFonts w:ascii="Times New Roman" w:hAnsi="Times New Roman" w:cs="Times New Roman"/>
+          <w:sz w:val="24"/>
+          <w:szCs w:val="24"/>
+          <w:lang w:eastAsia="pl-PL"/>
+        </w:rPr>
+        <w:t xml:space="preserve"> poprzez </w:t>
+      </w:r>
+      <w:r>
+        <w:rPr>
+          <w:rFonts w:ascii="Times New Roman" w:hAnsi="Times New Roman" w:cs="Times New Roman"/>
+          <w:sz w:val="24"/>
+          <w:szCs w:val="24"/>
+          <w:lang w:eastAsia="pl-PL"/>
+        </w:rPr>
+        <w:t>przekierowanie</w:t>
       </w:r>
       <w:r>
         <w:rPr>
@@ -915,238 +1358,6 @@
           <w:szCs w:val="24"/>
           <w:lang w:eastAsia="pl-PL"/>
         </w:rPr>
-        <w:t>blik.php</w:t>
-      </w:r>
-      <w:r>
-        <w:rPr>
-          <w:rFonts w:ascii="Times New Roman" w:hAnsi="Times New Roman" w:cs="Times New Roman"/>
-          <w:sz w:val="24"/>
-          <w:szCs w:val="24"/>
-          <w:lang w:eastAsia="pl-PL"/>
-        </w:rPr>
-        <w:t xml:space="preserve"> gdzie ukaże się mu formularz pobierający maksymalnie 6 cyfr ‘kodu blik’ z którymi nic nie zrobi po wpisaniu cyfr będzi</w:t>
-      </w:r>
-      <w:r>
-        <w:rPr>
-          <w:rFonts w:ascii="Times New Roman" w:hAnsi="Times New Roman" w:cs="Times New Roman"/>
-          <w:sz w:val="24"/>
-          <w:szCs w:val="24"/>
-          <w:lang w:eastAsia="pl-PL"/>
-        </w:rPr>
-        <w:t xml:space="preserve">e ładować stronę 2 sekundy i przekieruje nas na kolejny etap. W sytuacji gdy użytkownik wybrał metodę płatności paypal zostanie przekierowany do pliku </w:t>
-      </w:r>
-      <w:r>
-        <w:rPr>
-          <w:rFonts w:ascii="Times New Roman" w:hAnsi="Times New Roman" w:cs="Times New Roman"/>
-          <w:b/>
-          <w:sz w:val="24"/>
-          <w:szCs w:val="24"/>
-          <w:lang w:eastAsia="pl-PL"/>
-        </w:rPr>
-        <w:t>paypal.php</w:t>
-      </w:r>
-      <w:r>
-        <w:rPr>
-          <w:rFonts w:ascii="Times New Roman" w:hAnsi="Times New Roman" w:cs="Times New Roman"/>
-          <w:sz w:val="24"/>
-          <w:szCs w:val="24"/>
-          <w:lang w:eastAsia="pl-PL"/>
-        </w:rPr>
-        <w:t xml:space="preserve"> gdzie ukaże się mu formularz tym razem z przyciskiem „Zaloguj się do PayPal i potwierdź płatność.”. Po jego kliknięciu również będzie ładować stronę 2 sekundy i przekieruje nas na kolejny etap. W sytuacji gdy użytkownik wybrał opcję płatności za pobraniem zostanie przekierowany do pliku </w:t>
-      </w:r>
-      <w:r>
-        <w:rPr>
-          <w:rFonts w:ascii="Times New Roman" w:hAnsi="Times New Roman" w:cs="Times New Roman"/>
-          <w:b/>
-          <w:sz w:val="24"/>
-          <w:szCs w:val="24"/>
-          <w:lang w:eastAsia="pl-PL"/>
-        </w:rPr>
-        <w:t>zakonczenie_platnosci.php</w:t>
-      </w:r>
-      <w:r>
-        <w:rPr>
-          <w:rFonts w:ascii="Times New Roman" w:hAnsi="Times New Roman" w:cs="Times New Roman"/>
-          <w:sz w:val="24"/>
-          <w:szCs w:val="24"/>
-          <w:lang w:eastAsia="pl-PL"/>
-        </w:rPr>
-        <w:t xml:space="preserve"> do którego prowadzą również </w:t>
-      </w:r>
-      <w:r>
-        <w:rPr>
-          <w:rFonts w:ascii="Times New Roman" w:hAnsi="Times New Roman" w:cs="Times New Roman"/>
-          <w:b/>
-          <w:sz w:val="24"/>
-          <w:szCs w:val="24"/>
-          <w:lang w:eastAsia="pl-PL"/>
-        </w:rPr>
-        <w:t>blik.php</w:t>
-      </w:r>
-      <w:r>
-        <w:rPr>
-          <w:rFonts w:ascii="Times New Roman" w:hAnsi="Times New Roman" w:cs="Times New Roman"/>
-          <w:sz w:val="24"/>
-          <w:szCs w:val="24"/>
-          <w:lang w:eastAsia="pl-PL"/>
-        </w:rPr>
-        <w:t xml:space="preserve"> oraz </w:t>
-      </w:r>
-      <w:r>
-        <w:rPr>
-          <w:rFonts w:ascii="Times New Roman" w:hAnsi="Times New Roman" w:cs="Times New Roman"/>
-          <w:b/>
-          <w:sz w:val="24"/>
-          <w:szCs w:val="24"/>
-          <w:lang w:eastAsia="pl-PL"/>
-        </w:rPr>
-        <w:t>paypal.php</w:t>
-      </w:r>
-      <w:r>
-        <w:rPr>
-          <w:rFonts w:ascii="Times New Roman" w:hAnsi="Times New Roman" w:cs="Times New Roman"/>
-          <w:sz w:val="24"/>
-          <w:szCs w:val="24"/>
-          <w:lang w:eastAsia="pl-PL"/>
-        </w:rPr>
-        <w:t xml:space="preserve">. W pliku </w:t>
-      </w:r>
-      <w:r>
-        <w:rPr>
-          <w:rFonts w:ascii="Times New Roman" w:hAnsi="Times New Roman" w:cs="Times New Roman"/>
-          <w:b/>
-          <w:sz w:val="24"/>
-          <w:szCs w:val="24"/>
-          <w:lang w:eastAsia="pl-PL"/>
-        </w:rPr>
-        <w:t>zakonczenie_platnosci.php</w:t>
-      </w:r>
-      <w:r>
-        <w:rPr>
-          <w:rFonts w:ascii="Times New Roman" w:hAnsi="Times New Roman" w:cs="Times New Roman"/>
-          <w:sz w:val="24"/>
-          <w:szCs w:val="24"/>
-          <w:lang w:eastAsia="pl-PL"/>
-        </w:rPr>
-        <w:t xml:space="preserve"> zostaną pobrane z sesji wcześniejsze wybory klienta dotyczące metody wysyłki oraz płatności. Po pobraniu danych z sesji nastąpi pobranie </w:t>
-      </w:r>
-      <w:r>
-        <w:rPr>
-          <w:rFonts w:ascii="Times New Roman" w:hAnsi="Times New Roman" w:cs="Times New Roman"/>
-          <w:sz w:val="24"/>
-          <w:szCs w:val="24"/>
-          <w:lang w:eastAsia="pl-PL"/>
-        </w:rPr>
-        <w:t xml:space="preserve">z </w:t>
-      </w:r>
-      <w:r>
-        <w:rPr>
-          <w:rFonts w:ascii="Times New Roman" w:hAnsi="Times New Roman" w:cs="Times New Roman"/>
-          <w:sz w:val="24"/>
-          <w:szCs w:val="24"/>
-          <w:lang w:eastAsia="pl-PL"/>
-        </w:rPr>
-        <w:t>bazy danych kosztu wybranej metody przesyłki przy użyciu wcześniej zapisanego identyfikatora metody wysyłki. Następnie do tabelki zamowienia zostaną wstawione informacje dotyczą</w:t>
-      </w:r>
-      <w:r>
-        <w:rPr>
-          <w:rFonts w:ascii="Times New Roman" w:hAnsi="Times New Roman" w:cs="Times New Roman"/>
-          <w:sz w:val="24"/>
-          <w:szCs w:val="24"/>
-          <w:lang w:eastAsia="pl-PL"/>
-        </w:rPr>
-        <w:t>ce klienta, metody wysyłki, met</w:t>
-      </w:r>
-      <w:r>
-        <w:rPr>
-          <w:rFonts w:ascii="Times New Roman" w:hAnsi="Times New Roman" w:cs="Times New Roman"/>
-          <w:sz w:val="24"/>
-          <w:szCs w:val="24"/>
-          <w:lang w:eastAsia="pl-PL"/>
-        </w:rPr>
-        <w:t>o</w:t>
-      </w:r>
-      <w:r>
-        <w:rPr>
-          <w:rFonts w:ascii="Times New Roman" w:hAnsi="Times New Roman" w:cs="Times New Roman"/>
-          <w:sz w:val="24"/>
-          <w:szCs w:val="24"/>
-          <w:lang w:eastAsia="pl-PL"/>
-        </w:rPr>
-        <w:t>d</w:t>
-      </w:r>
-      <w:r>
-        <w:rPr>
-          <w:rFonts w:ascii="Times New Roman" w:hAnsi="Times New Roman" w:cs="Times New Roman"/>
-          <w:sz w:val="24"/>
-          <w:szCs w:val="24"/>
-          <w:lang w:eastAsia="pl-PL"/>
-        </w:rPr>
-        <w:t>y płatności</w:t>
-      </w:r>
-      <w:r>
-        <w:rPr>
-          <w:rFonts w:ascii="Times New Roman" w:hAnsi="Times New Roman" w:cs="Times New Roman"/>
-          <w:sz w:val="24"/>
-          <w:szCs w:val="24"/>
-          <w:lang w:eastAsia="pl-PL"/>
-        </w:rPr>
-        <w:t>, kwoty łącznej oraz statusu którym domyślnie jest „Zamówienie złożone”. Następnie do tabelki pozycje_zamowienia zostaną wstawione identyfikator zamówienia, identyfikator produktu, ilość oraz cena. Po tej operacji zostanie zaktualizowana tabelka produkt a dokładn</w:t>
-      </w:r>
-      <w:r>
-        <w:rPr>
-          <w:rFonts w:ascii="Times New Roman" w:hAnsi="Times New Roman" w:cs="Times New Roman"/>
-          <w:sz w:val="24"/>
-          <w:szCs w:val="24"/>
-          <w:lang w:eastAsia="pl-PL"/>
-        </w:rPr>
-        <w:t>ie</w:t>
-      </w:r>
-      <w:r>
-        <w:rPr>
-          <w:rFonts w:ascii="Times New Roman" w:hAnsi="Times New Roman" w:cs="Times New Roman"/>
-          <w:sz w:val="24"/>
-          <w:szCs w:val="24"/>
-          <w:lang w:eastAsia="pl-PL"/>
-        </w:rPr>
-        <w:t xml:space="preserve">j jej stan magazynowy poprzez odjęcie ilości produktów zakupionych przez klienta oraz zostanie usunięte wszystko z tabelki pozycje_koszyka ponieważ zamówienie jest już złożone. Po tych wszystkich operacjach użytkownikowi zostanie wyświetlona informacja o tym że zamówienie zostało złożone i zostanie wyświetlony link do pliku </w:t>
-      </w:r>
-      <w:r>
-        <w:rPr>
-          <w:rFonts w:ascii="Times New Roman" w:hAnsi="Times New Roman" w:cs="Times New Roman"/>
-          <w:b/>
-          <w:sz w:val="24"/>
-          <w:szCs w:val="24"/>
-          <w:lang w:eastAsia="pl-PL"/>
-        </w:rPr>
-        <w:t>potwierdzenie.php</w:t>
-      </w:r>
-      <w:r>
-        <w:rPr>
-          <w:rFonts w:ascii="Times New Roman" w:hAnsi="Times New Roman" w:cs="Times New Roman"/>
-          <w:sz w:val="24"/>
-          <w:szCs w:val="24"/>
-          <w:lang w:eastAsia="pl-PL"/>
-        </w:rPr>
-        <w:t>. W tym pliku użytkownik zobaczy wszystkie swoje pozycje zamówienia, zostanie obliczona kwota łączna produktów i w sytuacji gdy ta kwota przekroczy kwotę ustawioną przez administratora jako kwota od której wysyłka jest darmowa kwota wysyłki będzie wynosić 0 zł. Na samym końcu użytkownikowi zostanie wyświetlona kwota łączna + kwota wysyłki jako całkowita wartość zamówienia. To już jest koniec etapu zamawiania dla klienta w tym momencie zostanie on poproszony o wystawienie opinii i komentarza dla produktów które kupił</w:t>
-      </w:r>
-      <w:r>
-        <w:rPr>
-          <w:rFonts w:ascii="Times New Roman" w:hAnsi="Times New Roman" w:cs="Times New Roman"/>
-          <w:sz w:val="24"/>
-          <w:szCs w:val="24"/>
-          <w:lang w:eastAsia="pl-PL"/>
-        </w:rPr>
-        <w:t xml:space="preserve"> poprzez przekserowanie do pliku </w:t>
-      </w:r>
-      <w:r>
-        <w:rPr>
-          <w:rFonts w:ascii="Times New Roman" w:hAnsi="Times New Roman" w:cs="Times New Roman"/>
-          <w:b/>
-          <w:sz w:val="24"/>
-          <w:szCs w:val="24"/>
-          <w:lang w:eastAsia="pl-PL"/>
-        </w:rPr>
         <w:t>opinia.php</w:t>
       </w:r>
       <w:r>
@@ -1201,17 +1412,7 @@
           <w:szCs w:val="24"/>
           <w:lang w:eastAsia="pl-PL"/>
         </w:rPr>
-        <w:t xml:space="preserve"> W części projektu widocznej dla </w:t>
-      </w:r>
-      <w:r>
-        <w:rPr>
-          <w:rFonts w:ascii="Times New Roman" w:hAnsi="Times New Roman" w:cs="Times New Roman"/>
-          <w:sz w:val="24"/>
-          <w:szCs w:val="24"/>
-          <w:lang w:eastAsia="pl-PL"/>
-        </w:rPr>
-        <w:lastRenderedPageBreak/>
-        <w:t xml:space="preserve">użytkownika mamy w menu nawigacyjnym link do pliku </w:t>
+        <w:t xml:space="preserve"> W części projektu widocznej dla użytkownika mamy w menu nawigacyjnym link do pliku </w:t>
       </w:r>
       <w:r>
         <w:rPr>
@@ -1235,47 +1436,11 @@
     </w:p>
     <w:p>
       <w:pPr>
-        <w:spacing w:line="360" w:lineRule="auto"/>
-        <w:ind w:firstLine="708"/>
-        <w:jc w:val="both"/>
-        <w:rPr>
-          <w:rFonts w:ascii="Times New Roman" w:hAnsi="Times New Roman" w:cs="Times New Roman"/>
-          <w:sz w:val="24"/>
-          <w:szCs w:val="24"/>
-          <w:lang w:eastAsia="pl-PL"/>
-        </w:rPr>
-      </w:pPr>
-      <w:r>
-        <w:rPr>
-          <w:rFonts w:ascii="Times New Roman" w:hAnsi="Times New Roman" w:cs="Times New Roman"/>
-          <w:sz w:val="24"/>
-          <w:szCs w:val="24"/>
-          <w:lang w:eastAsia="pl-PL"/>
-        </w:rPr>
-        <w:t xml:space="preserve">W sytuacji gdy w panelu logowania zostaną wprowadzone e-mail i hasło przypisane dla konta administratora zostaniemy przekierowani do panelu administracyjnego. W panelu administracyjnym jako pierwszy ukaże się nam plik </w:t>
-      </w:r>
-      <w:r>
-        <w:rPr>
-          <w:rFonts w:ascii="Times New Roman" w:hAnsi="Times New Roman" w:cs="Times New Roman"/>
-          <w:b/>
-          <w:sz w:val="24"/>
-          <w:szCs w:val="24"/>
-          <w:lang w:eastAsia="pl-PL"/>
-        </w:rPr>
-        <w:t>index.php</w:t>
-      </w:r>
-      <w:r>
-        <w:rPr>
-          <w:rFonts w:ascii="Times New Roman" w:hAnsi="Times New Roman" w:cs="Times New Roman"/>
-          <w:sz w:val="24"/>
-          <w:szCs w:val="24"/>
-          <w:lang w:eastAsia="pl-PL"/>
-        </w:rPr>
-        <w:t xml:space="preserve"> który również identycznie jak w widoku zwykłego klienta zawiera menu nawigacyjne. W menu nawigacyjnym administratora znajdują się kolejno linki do plików: </w:t>
-      </w:r>
-    </w:p>
-    <w:p>
-      <w:pPr>
+        <w:pStyle w:val="Akapitzlist"/>
+        <w:numPr>
+          <w:ilvl w:val="0"/>
+          <w:numId w:val="4"/>
+        </w:numPr>
         <w:spacing w:line="360" w:lineRule="auto"/>
         <w:jc w:val="both"/>
         <w:rPr>
@@ -1288,6 +1453,46 @@
       <w:r>
         <w:rPr>
           <w:rFonts w:ascii="Times New Roman" w:hAnsi="Times New Roman" w:cs="Times New Roman"/>
+          <w:sz w:val="24"/>
+          <w:szCs w:val="24"/>
+          <w:lang w:eastAsia="pl-PL"/>
+        </w:rPr>
+        <w:t xml:space="preserve">W sytuacji gdy w panelu logowania zostaną wprowadzone e-mail i hasło przypisane dla konta administratora zostaniemy przekierowani do panelu administracyjnego. W panelu administracyjnym jako pierwszy ukaże się nam plik </w:t>
+      </w:r>
+      <w:r>
+        <w:rPr>
+          <w:rFonts w:ascii="Times New Roman" w:hAnsi="Times New Roman" w:cs="Times New Roman"/>
+          <w:b/>
+          <w:sz w:val="24"/>
+          <w:szCs w:val="24"/>
+          <w:lang w:eastAsia="pl-PL"/>
+        </w:rPr>
+        <w:t>index.php</w:t>
+      </w:r>
+      <w:r>
+        <w:rPr>
+          <w:rFonts w:ascii="Times New Roman" w:hAnsi="Times New Roman" w:cs="Times New Roman"/>
+          <w:sz w:val="24"/>
+          <w:szCs w:val="24"/>
+          <w:lang w:eastAsia="pl-PL"/>
+        </w:rPr>
+        <w:t xml:space="preserve"> który również identycznie jak w widoku zwykłego klienta zawiera menu nawigacyjne. W menu nawigacyjnym administratora znajdują się kolejno linki do plików: </w:t>
+      </w:r>
+    </w:p>
+    <w:p>
+      <w:pPr>
+        <w:spacing w:line="360" w:lineRule="auto"/>
+        <w:jc w:val="both"/>
+        <w:rPr>
+          <w:rFonts w:ascii="Times New Roman" w:hAnsi="Times New Roman" w:cs="Times New Roman"/>
+          <w:sz w:val="24"/>
+          <w:szCs w:val="24"/>
+          <w:lang w:eastAsia="pl-PL"/>
+        </w:rPr>
+      </w:pPr>
+      <w:r>
+        <w:rPr>
+          <w:rFonts w:ascii="Times New Roman" w:hAnsi="Times New Roman" w:cs="Times New Roman"/>
           <w:b/>
           <w:sz w:val="24"/>
           <w:szCs w:val="24"/>
@@ -1498,7 +1703,17 @@
           <w:szCs w:val="24"/>
           <w:lang w:eastAsia="pl-PL"/>
         </w:rPr>
-        <w:t xml:space="preserve"> poprzez UPDATE/usuwania poprzez DELETE do których wykonania potrzebna jest znajomość nazwy lub identyfikatora które można odczytać z tabel. Administrator może je wykonać poprzez kliknięcie linków prowadzących do odpowiednich formularzy. Operacje dodawania/modyfikowania/usuwania można wykonać na każdej z tabel z wyjątkiem zamówień gdzie można zmienić tylko status oraz całkowicie je usunąć.</w:t>
+        <w:t xml:space="preserve"> poprzez </w:t>
+      </w:r>
+      <w:r>
+        <w:rPr>
+          <w:rFonts w:ascii="Times New Roman" w:hAnsi="Times New Roman" w:cs="Times New Roman"/>
+          <w:sz w:val="24"/>
+          <w:szCs w:val="24"/>
+          <w:lang w:eastAsia="pl-PL"/>
+        </w:rPr>
+        <w:lastRenderedPageBreak/>
+        <w:t>UPDATE/usuwania poprzez DELETE do których wykonania potrzebna jest znajomość nazwy lub identyfikatora które można odczytać z tabel. Administrator może je wykonać poprzez kliknięcie linków prowadzących do odpowiednich formularzy. Operacje dodawania/modyfikowania/usuwania można wykonać na każdej z tabel z wyjątkiem zamówień gdzie można zmienić tylko status oraz całkowicie je usunąć.</w:t>
       </w:r>
     </w:p>
     <w:p>
@@ -1594,25 +1809,7 @@
           <w:szCs w:val="24"/>
           <w:lang w:eastAsia="pl-PL"/>
         </w:rPr>
-        <w:t>(1)</w:t>
-      </w:r>
-      <w:r>
-        <w:rPr>
-          <w:rFonts w:ascii="Times New Roman" w:hAnsi="Times New Roman" w:cs="Times New Roman"/>
-          <w:sz w:val="24"/>
-          <w:szCs w:val="24"/>
-          <w:lang w:eastAsia="pl-PL"/>
-        </w:rPr>
-        <w:t xml:space="preserve"> </w:t>
-      </w:r>
-      <w:r>
-        <w:rPr>
-          <w:rFonts w:ascii="Times New Roman" w:hAnsi="Times New Roman" w:cs="Times New Roman"/>
-          <w:sz w:val="24"/>
-          <w:szCs w:val="24"/>
-          <w:lang w:eastAsia="pl-PL"/>
-        </w:rPr>
-        <w:t>–</w:t>
+        <w:t>(1)–</w:t>
       </w:r>
       <w:r>
         <w:rPr>
@@ -1651,7 +1848,6 @@
           <w:szCs w:val="24"/>
           <w:lang w:eastAsia="pl-PL"/>
         </w:rPr>
-        <w:lastRenderedPageBreak/>
         <w:t>2. Relacja między tabelkami: adresy(1) – klienci(N) – jeden adres może być przypisany do wielu klientów.</w:t>
       </w:r>
     </w:p>
@@ -1775,6 +1971,7 @@
           <w:szCs w:val="24"/>
           <w:lang w:eastAsia="pl-PL"/>
         </w:rPr>
+        <w:lastRenderedPageBreak/>
         <w:t xml:space="preserve">7. Relacja między tabelkami: koszyki(1) – pozycje_koszyka(N) – jeden koszyk może </w:t>
       </w:r>
       <w:r>
@@ -1793,7 +1990,25 @@
           <w:szCs w:val="24"/>
           <w:lang w:eastAsia="pl-PL"/>
         </w:rPr>
-        <w:t xml:space="preserve"> wiele pozycji.</w:t>
+        <w:t xml:space="preserve"> wiele pozycji</w:t>
+      </w:r>
+      <w:r>
+        <w:rPr>
+          <w:rFonts w:ascii="Times New Roman" w:hAnsi="Times New Roman" w:cs="Times New Roman"/>
+          <w:sz w:val="24"/>
+          <w:szCs w:val="24"/>
+          <w:lang w:eastAsia="pl-PL"/>
+        </w:rPr>
+        <w:t xml:space="preserve"> koszyka</w:t>
+      </w:r>
+      <w:r>
+        <w:rPr>
+          <w:rFonts w:ascii="Times New Roman" w:hAnsi="Times New Roman" w:cs="Times New Roman"/>
+          <w:sz w:val="24"/>
+          <w:szCs w:val="24"/>
+          <w:lang w:eastAsia="pl-PL"/>
+        </w:rPr>
+        <w:t>.</w:t>
       </w:r>
     </w:p>
     <w:p>
@@ -1835,25 +2050,7 @@
           <w:szCs w:val="24"/>
           <w:lang w:eastAsia="pl-PL"/>
         </w:rPr>
-        <w:t>produkty(1) – pozycje_koszyka(N) –</w:t>
-      </w:r>
-      <w:r>
-        <w:rPr>
-          <w:rFonts w:ascii="Times New Roman" w:hAnsi="Times New Roman" w:cs="Times New Roman"/>
-          <w:sz w:val="24"/>
-          <w:szCs w:val="24"/>
-          <w:lang w:eastAsia="pl-PL"/>
-        </w:rPr>
-        <w:t xml:space="preserve"> </w:t>
-      </w:r>
-      <w:r>
-        <w:rPr>
-          <w:rFonts w:ascii="Times New Roman" w:hAnsi="Times New Roman" w:cs="Times New Roman"/>
-          <w:sz w:val="24"/>
-          <w:szCs w:val="24"/>
-          <w:lang w:eastAsia="pl-PL"/>
-        </w:rPr>
-        <w:t xml:space="preserve">jeden produkt może </w:t>
+        <w:t xml:space="preserve">produkty(1) – pozycje_koszyka(N) –jeden produkt może </w:t>
       </w:r>
       <w:r>
         <w:rPr>
@@ -2075,7 +2272,6 @@
           <w:szCs w:val="24"/>
           <w:lang w:eastAsia="pl-PL"/>
         </w:rPr>
-        <w:lastRenderedPageBreak/>
         <w:t>13. Relacja między tabelkami: metody_platnosci(1) – zamowienia(N) – jedna metoda płatności może być użyta w wielu zamówieniach.</w:t>
       </w:r>
     </w:p>
@@ -2138,6 +2334,18 @@
         </w:rPr>
         <w:t>15. Relacja między tabelkami: produkty(1) – zdjęcia_produktow(N) – jeden produkt może mieć wiele zdjęć.</w:t>
       </w:r>
+    </w:p>
+    <w:p>
+      <w:pPr>
+        <w:spacing w:line="360" w:lineRule="auto"/>
+        <w:jc w:val="both"/>
+        <w:rPr>
+          <w:rFonts w:ascii="Times New Roman" w:hAnsi="Times New Roman" w:cs="Times New Roman"/>
+          <w:sz w:val="24"/>
+          <w:szCs w:val="24"/>
+          <w:lang w:eastAsia="pl-PL"/>
+        </w:rPr>
+      </w:pPr>
     </w:p>
     <w:bookmarkEnd w:id="1"/>
     <w:p>
@@ -2155,6 +2363,7 @@
         <w:rPr>
           <w:lang w:eastAsia="pl-PL"/>
         </w:rPr>
+        <w:lastRenderedPageBreak/>
         <w:t>Stosowane technologie</w:t>
       </w:r>
     </w:p>
@@ -2178,29 +2387,211 @@
         </w:rPr>
         <w:t>Cały projekt sklepu internetowego był pisany tylko i wyłącznie w języku PHP stylizowany był za pomocą CSS a baza danych została utworzona w SQL w phpMyAdmin.</w:t>
       </w:r>
+      <w:r>
+        <w:rPr>
+          <w:rFonts w:ascii="Times New Roman" w:hAnsi="Times New Roman" w:cs="Times New Roman"/>
+          <w:sz w:val="24"/>
+          <w:szCs w:val="24"/>
+          <w:lang w:eastAsia="pl-PL"/>
+        </w:rPr>
+        <w:t xml:space="preserve"> Jedną z ważniejszych funkcji była funkcja</w:t>
+      </w:r>
+      <w:r>
+        <w:rPr>
+          <w:rFonts w:ascii="Times New Roman" w:hAnsi="Times New Roman" w:cs="Times New Roman"/>
+          <w:sz w:val="24"/>
+          <w:szCs w:val="24"/>
+          <w:lang w:eastAsia="pl-PL"/>
+        </w:rPr>
+        <w:t xml:space="preserve"> glob której użyłem do wstawiania ścieżek do grafik do bazy danych.</w:t>
+      </w:r>
     </w:p>
     <w:p>
       <w:pPr>
         <w:spacing w:line="360" w:lineRule="auto"/>
         <w:jc w:val="both"/>
         <w:rPr>
-          <w:lang w:eastAsia="pl-PL"/>
-        </w:rPr>
-      </w:pPr>
-      <w:r>
-        <w:rPr>
-          <w:rFonts w:ascii="Times New Roman" w:hAnsi="Times New Roman" w:cs="Times New Roman"/>
-          <w:sz w:val="24"/>
-          <w:szCs w:val="24"/>
-          <w:lang w:eastAsia="pl-PL"/>
-        </w:rPr>
-        <w:t xml:space="preserve"> Dodatkowo proszę opisać, w jakich przeglądarkach (min. 3) została przetestowana aplikacja i jaki jest skutek jej działania (wszystko działa poprawnie, w przeglądarce xyz był problem z ….)</w:t>
-      </w:r>
-      <w:r>
-        <w:rPr>
-          <w:lang w:eastAsia="pl-PL"/>
-        </w:rPr>
-        <w:t>.</w:t>
+          <w:rFonts w:ascii="Times New Roman" w:hAnsi="Times New Roman" w:cs="Times New Roman"/>
+          <w:sz w:val="24"/>
+          <w:szCs w:val="24"/>
+          <w:lang w:eastAsia="pl-PL"/>
+        </w:rPr>
+      </w:pPr>
+      <w:r>
+        <w:rPr>
+          <w:rFonts w:ascii="Times New Roman" w:hAnsi="Times New Roman" w:cs="Times New Roman"/>
+          <w:sz w:val="24"/>
+          <w:szCs w:val="24"/>
+          <w:lang w:eastAsia="pl-PL"/>
+        </w:rPr>
+        <w:t>Test</w:t>
+      </w:r>
+      <w:r>
+        <w:rPr>
+          <w:rFonts w:ascii="Times New Roman" w:hAnsi="Times New Roman" w:cs="Times New Roman"/>
+          <w:sz w:val="24"/>
+          <w:szCs w:val="24"/>
+          <w:lang w:eastAsia="pl-PL"/>
+        </w:rPr>
+        <w:t>y aplikacji</w:t>
+      </w:r>
+      <w:r>
+        <w:rPr>
+          <w:rFonts w:ascii="Times New Roman" w:hAnsi="Times New Roman" w:cs="Times New Roman"/>
+          <w:sz w:val="24"/>
+          <w:szCs w:val="24"/>
+          <w:lang w:eastAsia="pl-PL"/>
+        </w:rPr>
+        <w:t xml:space="preserve"> przeprowadziłem w przeglądarkach: </w:t>
+      </w:r>
+    </w:p>
+    <w:p>
+      <w:pPr>
+        <w:spacing w:line="360" w:lineRule="auto"/>
+        <w:jc w:val="both"/>
+        <w:rPr>
+          <w:rFonts w:ascii="Times New Roman" w:hAnsi="Times New Roman" w:cs="Times New Roman"/>
+          <w:sz w:val="24"/>
+          <w:szCs w:val="24"/>
+          <w:lang w:eastAsia="pl-PL"/>
+        </w:rPr>
+      </w:pPr>
+      <w:r>
+        <w:rPr>
+          <w:rFonts w:ascii="Times New Roman" w:hAnsi="Times New Roman" w:cs="Times New Roman"/>
+          <w:sz w:val="24"/>
+          <w:szCs w:val="24"/>
+          <w:lang w:eastAsia="pl-PL"/>
+        </w:rPr>
+        <w:t>- Microsoft Edge: w tej przeglądarce wszystko działało poprawnie zarówno po stronie administratora jak i klienta.</w:t>
+      </w:r>
+    </w:p>
+    <w:p>
+      <w:pPr>
+        <w:spacing w:line="360" w:lineRule="auto"/>
+        <w:jc w:val="both"/>
+        <w:rPr>
+          <w:rFonts w:ascii="Times New Roman" w:hAnsi="Times New Roman" w:cs="Times New Roman"/>
+          <w:sz w:val="24"/>
+          <w:szCs w:val="24"/>
+          <w:lang w:eastAsia="pl-PL"/>
+        </w:rPr>
+      </w:pPr>
+      <w:r>
+        <w:rPr>
+          <w:rFonts w:ascii="Times New Roman" w:hAnsi="Times New Roman" w:cs="Times New Roman"/>
+          <w:sz w:val="24"/>
+          <w:szCs w:val="24"/>
+          <w:lang w:eastAsia="pl-PL"/>
+        </w:rPr>
+        <w:t>- Google Chrome: w tej przeglądarce</w:t>
+      </w:r>
+      <w:r>
+        <w:rPr>
+          <w:rFonts w:ascii="Times New Roman" w:hAnsi="Times New Roman" w:cs="Times New Roman"/>
+          <w:sz w:val="24"/>
+          <w:szCs w:val="24"/>
+          <w:lang w:eastAsia="pl-PL"/>
+        </w:rPr>
+        <w:t xml:space="preserve"> również wszystko działało poprawnie zarówno po stronie administratora jak i klienta.</w:t>
+      </w:r>
+    </w:p>
+    <w:p>
+      <w:pPr>
+        <w:spacing w:line="360" w:lineRule="auto"/>
+        <w:jc w:val="both"/>
+        <w:rPr>
+          <w:rFonts w:ascii="Times New Roman" w:hAnsi="Times New Roman" w:cs="Times New Roman"/>
+          <w:sz w:val="24"/>
+          <w:szCs w:val="24"/>
+          <w:lang w:eastAsia="pl-PL"/>
+        </w:rPr>
+      </w:pPr>
+      <w:r>
+        <w:rPr>
+          <w:rFonts w:ascii="Times New Roman" w:hAnsi="Times New Roman" w:cs="Times New Roman"/>
+          <w:sz w:val="24"/>
+          <w:szCs w:val="24"/>
+          <w:lang w:eastAsia="pl-PL"/>
+        </w:rPr>
+        <w:t xml:space="preserve">- Firefox: w tej przeglądarce również </w:t>
+      </w:r>
+      <w:r>
+        <w:rPr>
+          <w:rFonts w:ascii="Times New Roman" w:hAnsi="Times New Roman" w:cs="Times New Roman"/>
+          <w:sz w:val="24"/>
+          <w:szCs w:val="24"/>
+          <w:lang w:eastAsia="pl-PL"/>
+        </w:rPr>
+        <w:t xml:space="preserve">jak w poprzednich </w:t>
+      </w:r>
+      <w:r>
+        <w:rPr>
+          <w:rFonts w:ascii="Times New Roman" w:hAnsi="Times New Roman" w:cs="Times New Roman"/>
+          <w:sz w:val="24"/>
+          <w:szCs w:val="24"/>
+          <w:lang w:eastAsia="pl-PL"/>
+        </w:rPr>
+        <w:t>wszystko działało poprawnie zarówno po stronie administratora jak i klienta.</w:t>
+      </w:r>
+    </w:p>
+    <w:p>
+      <w:pPr>
+        <w:spacing w:line="360" w:lineRule="auto"/>
+        <w:jc w:val="both"/>
+        <w:rPr>
+          <w:rFonts w:ascii="Times New Roman" w:hAnsi="Times New Roman" w:cs="Times New Roman"/>
+          <w:sz w:val="24"/>
+          <w:szCs w:val="24"/>
+          <w:lang w:eastAsia="pl-PL"/>
+        </w:rPr>
+      </w:pPr>
+      <w:r>
+        <w:rPr>
+          <w:rFonts w:ascii="Times New Roman" w:hAnsi="Times New Roman" w:cs="Times New Roman"/>
+          <w:sz w:val="24"/>
+          <w:szCs w:val="24"/>
+          <w:lang w:eastAsia="pl-PL"/>
+        </w:rPr>
+        <w:t xml:space="preserve">Zależnie od przeglądarki różnił się sposób wyświetlania pól formularza (np. podświetlanie </w:t>
+      </w:r>
+      <w:r>
+        <w:rPr>
+          <w:rFonts w:ascii="Times New Roman" w:hAnsi="Times New Roman" w:cs="Times New Roman"/>
+          <w:sz w:val="24"/>
+          <w:szCs w:val="24"/>
+          <w:lang w:eastAsia="pl-PL"/>
+        </w:rPr>
+        <w:t xml:space="preserve">obramowania </w:t>
+      </w:r>
+      <w:r>
+        <w:rPr>
+          <w:rFonts w:ascii="Times New Roman" w:hAnsi="Times New Roman" w:cs="Times New Roman"/>
+          <w:sz w:val="24"/>
+          <w:szCs w:val="24"/>
+          <w:lang w:eastAsia="pl-PL"/>
+        </w:rPr>
+        <w:t>label na niebiesko</w:t>
+      </w:r>
+      <w:r>
+        <w:rPr>
+          <w:rFonts w:ascii="Times New Roman" w:hAnsi="Times New Roman" w:cs="Times New Roman"/>
+          <w:sz w:val="24"/>
+          <w:szCs w:val="24"/>
+          <w:lang w:eastAsia="pl-PL"/>
+        </w:rPr>
+        <w:t xml:space="preserve"> w przypadku Firefox</w:t>
+      </w:r>
+      <w:bookmarkStart w:id="2" w:name="_GoBack"/>
+      <w:bookmarkEnd w:id="2"/>
+      <w:r>
+        <w:rPr>
+          <w:rFonts w:ascii="Times New Roman" w:hAnsi="Times New Roman" w:cs="Times New Roman"/>
+          <w:sz w:val="24"/>
+          <w:szCs w:val="24"/>
+          <w:lang w:eastAsia="pl-PL"/>
+        </w:rPr>
+        <w:t>).</w:t>
       </w:r>
     </w:p>
     <w:sectPr>
@@ -2467,6 +2858,92 @@
     </w:lvl>
   </w:abstractNum>
   <w:abstractNum w:abstractNumId="2">
+    <w:nsid w:val="293B704C"/>
+    <w:multiLevelType w:val="hybridMultilevel"/>
+    <w:tmpl w:val="9BBA96E2"/>
+    <w:lvl w:ilvl="0" w:tplc="04150017">
+      <w:start w:val="1"/>
+      <w:numFmt w:val="lowerLetter"/>
+      <w:lvlText w:val="%1)"/>
+      <w:lvlJc w:val="left"/>
+      <w:pPr>
+        <w:ind w:left="1428" w:hanging="360"/>
+      </w:pPr>
+    </w:lvl>
+    <w:lvl w:ilvl="1" w:tplc="04150019" w:tentative="1">
+      <w:start w:val="1"/>
+      <w:numFmt w:val="lowerLetter"/>
+      <w:lvlText w:val="%2."/>
+      <w:lvlJc w:val="left"/>
+      <w:pPr>
+        <w:ind w:left="2148" w:hanging="360"/>
+      </w:pPr>
+    </w:lvl>
+    <w:lvl w:ilvl="2" w:tplc="0415001B" w:tentative="1">
+      <w:start w:val="1"/>
+      <w:numFmt w:val="lowerRoman"/>
+      <w:lvlText w:val="%3."/>
+      <w:lvlJc w:val="right"/>
+      <w:pPr>
+        <w:ind w:left="2868" w:hanging="180"/>
+      </w:pPr>
+    </w:lvl>
+    <w:lvl w:ilvl="3" w:tplc="0415000F" w:tentative="1">
+      <w:start w:val="1"/>
+      <w:numFmt w:val="decimal"/>
+      <w:lvlText w:val="%4."/>
+      <w:lvlJc w:val="left"/>
+      <w:pPr>
+        <w:ind w:left="3588" w:hanging="360"/>
+      </w:pPr>
+    </w:lvl>
+    <w:lvl w:ilvl="4" w:tplc="04150019" w:tentative="1">
+      <w:start w:val="1"/>
+      <w:numFmt w:val="lowerLetter"/>
+      <w:lvlText w:val="%5."/>
+      <w:lvlJc w:val="left"/>
+      <w:pPr>
+        <w:ind w:left="4308" w:hanging="360"/>
+      </w:pPr>
+    </w:lvl>
+    <w:lvl w:ilvl="5" w:tplc="0415001B" w:tentative="1">
+      <w:start w:val="1"/>
+      <w:numFmt w:val="lowerRoman"/>
+      <w:lvlText w:val="%6."/>
+      <w:lvlJc w:val="right"/>
+      <w:pPr>
+        <w:ind w:left="5028" w:hanging="180"/>
+      </w:pPr>
+    </w:lvl>
+    <w:lvl w:ilvl="6" w:tplc="0415000F" w:tentative="1">
+      <w:start w:val="1"/>
+      <w:numFmt w:val="decimal"/>
+      <w:lvlText w:val="%7."/>
+      <w:lvlJc w:val="left"/>
+      <w:pPr>
+        <w:ind w:left="5748" w:hanging="360"/>
+      </w:pPr>
+    </w:lvl>
+    <w:lvl w:ilvl="7" w:tplc="04150019" w:tentative="1">
+      <w:start w:val="1"/>
+      <w:numFmt w:val="lowerLetter"/>
+      <w:lvlText w:val="%8."/>
+      <w:lvlJc w:val="left"/>
+      <w:pPr>
+        <w:ind w:left="6468" w:hanging="360"/>
+      </w:pPr>
+    </w:lvl>
+    <w:lvl w:ilvl="8" w:tplc="0415001B" w:tentative="1">
+      <w:start w:val="1"/>
+      <w:numFmt w:val="lowerRoman"/>
+      <w:lvlText w:val="%9."/>
+      <w:lvlJc w:val="right"/>
+      <w:pPr>
+        <w:ind w:left="7188" w:hanging="180"/>
+      </w:pPr>
+    </w:lvl>
+  </w:abstractNum>
+  <w:abstractNum w:abstractNumId="3">
     <w:nsid w:val="79E80571"/>
     <w:multiLevelType w:val="hybridMultilevel"/>
     <w:tmpl w:val="870A062E"/>
@@ -2563,10 +3040,13 @@
     <w:abstractNumId w:val="1"/>
   </w:num>
   <w:num w:numId="2">
-    <w:abstractNumId w:val="2"/>
+    <w:abstractNumId w:val="3"/>
   </w:num>
   <w:num w:numId="3">
     <w:abstractNumId w:val="0"/>
+  </w:num>
+  <w:num w:numId="4">
+    <w:abstractNumId w:val="2"/>
   </w:num>
 </w:numbering>
 </file>
